--- a/lolinhelp/Turkce/lolin_tr.docx
+++ b/lolinhelp/Turkce/lolin_tr.docx
@@ -551,6 +551,11 @@
       <w:pPr>
         <w:spacing w:after="0" w:line="240" w:lineRule="auto"/>
       </w:pPr>
+    </w:p>
+    <w:p>
+      <w:pPr>
+        <w:spacing w:after="0" w:line="240" w:lineRule="auto"/>
+      </w:pPr>
       <w:r>
         <w:t>İNDEX</w:t>
       </w:r>
@@ -1194,6 +1199,7 @@
       </w:pPr>
       <w:proofErr w:type="spellStart"/>
       <w:r>
+        <w:lastRenderedPageBreak/>
         <w:t>if</w:t>
       </w:r>
       <w:proofErr w:type="spellEnd"/>
@@ -1215,7 +1221,6 @@
       </w:pPr>
       <w:proofErr w:type="spellStart"/>
       <w:r>
-        <w:lastRenderedPageBreak/>
         <w:t>if</w:t>
       </w:r>
       <w:proofErr w:type="spellEnd"/>
@@ -2254,6 +2259,7 @@
           <w:szCs w:val="21"/>
           <w:lang w:eastAsia="tr-TR"/>
         </w:rPr>
+        <w:lastRenderedPageBreak/>
         <w:t>programdata</w:t>
       </w:r>
       <w:proofErr w:type="spellEnd"/>
@@ -2309,7 +2315,6 @@
           <w:szCs w:val="21"/>
           <w:lang w:eastAsia="tr-TR"/>
         </w:rPr>
-        <w:lastRenderedPageBreak/>
         <w:t>dosyaYazprogram</w:t>
       </w:r>
       <w:proofErr w:type="spellEnd"/>
@@ -3460,6 +3465,7 @@
           <w:szCs w:val="26"/>
           <w:lang w:eastAsia="tr-TR"/>
         </w:rPr>
+        <w:lastRenderedPageBreak/>
         <w:t>//</w:t>
       </w:r>
     </w:p>
@@ -3483,7 +3489,6 @@
           <w:szCs w:val="26"/>
           <w:lang w:eastAsia="tr-TR"/>
         </w:rPr>
-        <w:lastRenderedPageBreak/>
         <w:t xml:space="preserve">// </w:t>
       </w:r>
       <w:proofErr w:type="spellStart"/>
@@ -4152,6 +4157,7 @@
           <w:szCs w:val="26"/>
           <w:lang w:eastAsia="tr-TR"/>
         </w:rPr>
+        <w:lastRenderedPageBreak/>
         <w:t>// ESP8266 LOLİN</w:t>
       </w:r>
       <w:r>
@@ -4207,7 +4213,6 @@
           <w:szCs w:val="26"/>
           <w:lang w:eastAsia="tr-TR"/>
         </w:rPr>
-        <w:lastRenderedPageBreak/>
         <w:t xml:space="preserve">// </w:t>
       </w:r>
       <w:proofErr w:type="spellStart"/>
@@ -14399,7 +14404,7 @@
 </file>
 
 <file path=customXml/itemProps2.xml><?xml version="1.0" encoding="utf-8"?>
-<ds:datastoreItem xmlns:ds="http://schemas.openxmlformats.org/officeDocument/2006/customXml" ds:itemID="{33D8F458-D4E6-4FC7-A5F5-88DE81269D75}">
+<ds:datastoreItem xmlns:ds="http://schemas.openxmlformats.org/officeDocument/2006/customXml" ds:itemID="{4BCB71CE-3EF3-4FF2-9017-5D337BF574A5}">
   <ds:schemaRefs>
     <ds:schemaRef ds:uri="http://schemas.openxmlformats.org/officeDocument/2006/bibliography"/>
   </ds:schemaRefs>
